--- a/Cuộc Đời và sự nghiệp/2.1. Giai đoạn 1911–1920.docx
+++ b/Cuộc Đời và sự nghiệp/2.1. Giai đoạn 1911–1920.docx
@@ -1,111 +1,69 @@
 
-<file path=word/document.xml><?xml version="1.0" encoding="utf-8"?>
+<file path=docProps\app.xml><?xml version="1.0" encoding="utf-8"?>
+<Properties xmlns="http://schemas.openxmlformats.org/officeDocument/2006/extended-properties" xmlns:vt="http://schemas.openxmlformats.org/officeDocument/2006/docPropsVTypes">
+  <Template>Normal.dotm</Template>
+  <Pages>1</Pages>
+  <Words>0</Words>
+  <Characters>0</Characters>
+  <Lines>0</Lines>
+  <Paragraphs>0</Paragraphs>
+  <TotalTime>0</TotalTime>
+  <ScaleCrop>false</ScaleCrop>
+  <LinksUpToDate>false</LinksUpToDate>
+  <CharactersWithSpaces>0</CharactersWithSpaces>
+  <Application>WPS Office_12.2.0.23206_F1E327BC-269C-435d-A152-05C5408002CA</Application>
+  <DocSecurity>0</DocSecurity>
+</Properties>
+</file>
+
+<file path=docProps\core.xml><?xml version="1.0" encoding="utf-8"?>
+<cp:coreProperties xmlns:cp="http://schemas.openxmlformats.org/package/2006/metadata/core-properties" xmlns:dc="http://purl.org/dc/elements/1.1/" xmlns:dcterms="http://purl.org/dc/terms/" xmlns:dcmitype="http://purl.org/dc/dcmitype/" xmlns:xsi="http://www.w3.org/2001/XMLSchema-instance">
+  <dcterms:created xsi:type="dcterms:W3CDTF">2026-07-28T16:53:00Z</dcterms:created>
+  <dc:creator>Quynh Diem</dc:creator>
+  <cp:lastModifiedBy>Quynh Diem</cp:lastModifiedBy>
+  <dcterms:modified xsi:type="dcterms:W3CDTF">2026-07-28T16:54:34Z</dcterms:modified>
+  <cp:revision>1</cp:revision>
+</cp:coreProperties>
+</file>
+
+<file path=docProps\custom.xml><?xml version="1.0" encoding="utf-8"?>
+<Properties xmlns="http://schemas.openxmlformats.org/officeDocument/2006/custom-properties" xmlns:vt="http://schemas.openxmlformats.org/officeDocument/2006/docPropsVTypes">
+  <property fmtid="{D5CDD505-2E9C-101B-9397-08002B2CF9AE}" pid="2" name="KSOProductBuildVer">
+    <vt:lpwstr>2057-12.2.0.23206</vt:lpwstr>
+  </property>
+  <property fmtid="{D5CDD505-2E9C-101B-9397-08002B2CF9AE}" pid="3" name="ICV">
+    <vt:lpwstr>D66F7D45B39D4E6E94B4684709756281_11</vt:lpwstr>
+  </property>
+</Properties>
+</file>
+
+<file path=word\document.xml><?xml version="1.0" encoding="utf-8"?>
 <w:document xmlns:wpc="http://schemas.microsoft.com/office/word/2010/wordprocessingCanvas" xmlns:mc="http://schemas.openxmlformats.org/markup-compatibility/2006" xmlns:o="urn:schemas-microsoft-com:office:office" xmlns:r="http://schemas.openxmlformats.org/officeDocument/2006/relationships" xmlns:m="http://schemas.openxmlformats.org/officeDocument/2006/math" xmlns:v="urn:schemas-microsoft-com:vml" xmlns:wp14="http://schemas.microsoft.com/office/word/2010/wordprocessingDrawing" xmlns:wp="http://schemas.openxmlformats.org/drawingml/2006/wordprocessingDrawing" xmlns:w="http://schemas.openxmlformats.org/wordprocessingml/2006/main" xmlns:w14="http://schemas.microsoft.com/office/word/2010/wordml" xmlns:w10="urn:schemas-microsoft-com:office:word" xmlns:w15="http://schemas.microsoft.com/office/word/2012/wordml" xmlns:wpg="http://schemas.microsoft.com/office/word/2010/wordprocessingGroup" xmlns:wpi="http://schemas.microsoft.com/office/word/2010/wordprocessingInk" xmlns:wne="http://schemas.microsoft.com/office/word/2006/wordml" xmlns:wps="http://schemas.microsoft.com/office/word/2010/wordprocessingShape" xmlns:wpsCustomData="http://www.wps.cn/officeDocument/2013/wpsCustomData" mc:Ignorable="w14 w15 wp14">
   <w:body>
     <w:p>
-      <w:pPr>
-        <w:rPr>
-          <w:rFonts w:hint="default" w:ascii="Times New Roman" w:hAnsi="Times New Roman"/>
-          <w:sz w:val="28"/>
-          <w:szCs w:val="28"/>
-        </w:rPr>
-      </w:pPr>
-      <w:bookmarkStart w:id="0" w:name="_GoBack"/>
       <w:r>
-        <w:rPr>
-          <w:rFonts w:hint="default" w:ascii="Times New Roman" w:hAnsi="Times New Roman"/>
-          <w:sz w:val="28"/>
-          <w:szCs w:val="28"/>
-        </w:rPr>
-        <w:t>2.1. Giai đoạn 1911–1920</w:t>
-      </w:r>
-      <w:bookmarkEnd w:id="0"/>
-      <w:r>
-        <w:rPr>
-          <w:rFonts w:hint="default" w:ascii="Times New Roman" w:hAnsi="Times New Roman"/>
-          <w:sz w:val="28"/>
-          <w:szCs w:val="28"/>
-        </w:rPr>
-        <w:t>: Tìm đường cứu nước</w:t>
+        <w:t>2. Cuộc đời và sự nghiệp của Chủ tịch Hồ Chí Minh</w:t>
       </w:r>
     </w:p>
     <w:p>
-      <w:pPr>
-        <w:rPr>
-          <w:rFonts w:hint="default" w:ascii="Times New Roman" w:hAnsi="Times New Roman"/>
-          <w:sz w:val="28"/>
-          <w:szCs w:val="28"/>
-        </w:rPr>
-      </w:pPr>
-    </w:p>
-    <w:p>
-      <w:pPr>
-        <w:rPr>
-          <w:rFonts w:hint="default" w:ascii="Times New Roman" w:hAnsi="Times New Roman"/>
-          <w:sz w:val="28"/>
-          <w:szCs w:val="28"/>
-        </w:rPr>
-      </w:pPr>
       <w:r>
-        <w:rPr>
-          <w:rFonts w:hint="default" w:ascii="Times New Roman" w:hAnsi="Times New Roman"/>
-          <w:sz w:val="28"/>
-          <w:szCs w:val="28"/>
-        </w:rPr>
-        <w:t>Giai đoạn 1911–1920 đánh dấu bước khởi đầu trong hành trình tìm đường cứu nước của Nguyễn Tất Thành. Khác với các sĩ phu yêu nước cùng thời, Người quyết định sang phương Tây để tìm hiểu nguyên nhân khiến các dân tộc bị áp bức và con đường giành độc lập. Ngày 5/6/1911, với tên gọi Văn Ba, Người rời Bến Nhà Rồng lên tàu Amiral Latouche-Tréville, bắt đầu hành trình bôn ba qua nhiều quốc gia.</w:t>
+        <w:t>2.1. Giai đoạn 1911 – 1920: Tìm đường cứu nước</w:t>
       </w:r>
     </w:p>
     <w:p>
-      <w:pPr>
-        <w:rPr>
-          <w:rFonts w:hint="default" w:ascii="Times New Roman" w:hAnsi="Times New Roman"/>
-          <w:sz w:val="28"/>
-          <w:szCs w:val="28"/>
-        </w:rPr>
-      </w:pPr>
-    </w:p>
-    <w:p>
-      <w:pPr>
-        <w:rPr>
-          <w:rFonts w:hint="default" w:ascii="Times New Roman" w:hAnsi="Times New Roman"/>
-          <w:sz w:val="28"/>
-          <w:szCs w:val="28"/>
-        </w:rPr>
-      </w:pPr>
       <w:r>
-        <w:rPr>
-          <w:rFonts w:hint="default" w:ascii="Times New Roman" w:hAnsi="Times New Roman"/>
-          <w:sz w:val="28"/>
-          <w:szCs w:val="28"/>
-        </w:rPr>
-        <w:t>Trong suốt những năm 1911–1917, Người vừa lao động để mưu sinh, vừa quan sát đời sống của nhân dân lao động ở nhiều châu lục. Qua đó, Người nhận ra rằng ở đâu chủ nghĩa thực dân cũng áp bức, bóc lột nhân dân, từ đó càng củng cố quyết tâm tìm con đường giải phóng dân tộc. Năm</w:t>
-      </w:r>
-      <w:r>
-        <w:rPr>
-          <w:rFonts w:hint="default" w:ascii="Times New Roman" w:hAnsi="Times New Roman"/>
-          <w:sz w:val="28"/>
-          <w:szCs w:val="28"/>
-          <w:lang w:val="vi-VN"/>
-        </w:rPr>
-        <w:t xml:space="preserve"> </w:t>
-      </w:r>
-      <w:r>
-        <w:rPr>
-          <w:rFonts w:hint="default" w:ascii="Times New Roman" w:hAnsi="Times New Roman"/>
-          <w:sz w:val="28"/>
-          <w:szCs w:val="28"/>
-        </w:rPr>
-        <w:t>1919, với tên gọi Nguyễn Ái Quốc, Người thay mặt những người Việt Nam yêu nước gửi Bản yêu sách của nhân dân An Nam đến Hội nghị Versailles, đánh dấu bước đầu đưa vấn đề độc lập của Việt Nam ra trước dư luận quốc tế.</w:t>
+        <w:t>Giai đoạn 1911 – 1920 đánh dấu bước khởi đầu trong hành trình tìm đường cứu nước của Nguyễn Tất Thành. Khác với các bậc tiền bối như Phan Bội Châu hay Phan Châu Trinh, người thanh niên Nguyễn Tất Thành chọn hướng đi sang phương Tây – nơi khởi nguồn của tư tưởng "Tự do – Bình đẳng – Bác ái" và cũng là sào huyệt của kẻ thù để tìm hiểu bản chất của sự áp bức. Ngày 5/6/1911, với tên gọi Văn Ba, Người rời Bến Nhà Rồng lên tàu Amiral Latouche-Tréville, bắt đầu hành trình bôn ba qua nhiều quốc gia.</w:t>
       </w:r>
     </w:p>
     <w:p>
-      <w:pPr>
-        <w:rPr>
-          <w:rFonts w:hint="default" w:ascii="Times New Roman" w:hAnsi="Times New Roman" w:cs="Times New Roman"/>
-          <w:sz w:val="28"/>
-          <w:szCs w:val="28"/>
-        </w:rPr>
-      </w:pPr>
+      <w:r>
+        <w:t>Trong suốt những năm 1911 – 1917, Người vừa lao động để mưu sinh (quét tuyết, đốt lò, bồi bàn, làm ảnh), vừa quan sát đời sống của nhân dân lao động ở nhiều châu lục (châu Âu, châu Phi, châu Mỹ). Qua đó, Người nhận ra rằng ở đâu chủ nghĩa thực dân cũng tàn bạo, áp bức, bóc lột nhân dân lao động, từ đó càng củng cố quyết tâm tìm con đường giải phóng dân tộc.</w:t>
+      </w:r>
+    </w:p>
+    <w:p>
+      <w:r>
+        <w:t>Năm 1919, Người gia nhập Đảng Xã hội Pháp. Đến tháng 6/1919, với tên gọi Nguyễn Ái Quốc, Người thay mặt Hội những người Việt Nam yêu nước gửi đến Hội nghị Versailles bản Yêu sách của nhân dân An Nam, đòi các quyền tự do tối thiểu cho dân tộc Việt Nam, đánh dấu bước đầu đưa vấn đề độc lập dân tộc ra trước dư luận quốc tế.</w:t>
+      </w:r>
     </w:p>
     <w:sectPr>
       <w:pgSz w:w="11906" w:h="16838"/>
@@ -117,7 +75,148 @@
 </w:document>
 </file>
 
-<file path=word/styles.xml><?xml version="1.0" encoding="utf-8"?>
+<file path=word\fontTable.xml><?xml version="1.0" encoding="utf-8"?>
+<w:fonts xmlns:mc="http://schemas.openxmlformats.org/markup-compatibility/2006" xmlns:r="http://schemas.openxmlformats.org/officeDocument/2006/relationships" xmlns:w="http://schemas.openxmlformats.org/wordprocessingml/2006/main" xmlns:w14="http://schemas.microsoft.com/office/word/2010/wordml" mc:Ignorable="w14">
+  <w:font w:name="Times New Roman">
+    <w:panose1 w:val="02020603050405020304"/>
+    <w:charset w:val="00"/>
+    <w:family w:val="roman"/>
+    <w:pitch w:val="variable"/>
+    <w:sig w:usb0="20007A87" w:usb1="80000000" w:usb2="00000008" w:usb3="00000000" w:csb0="000001FF" w:csb1="00000000"/>
+  </w:font>
+  <w:font w:name="宋体">
+    <w:altName w:val="SimSun"/>
+    <w:panose1 w:val="02010600030101010101"/>
+    <w:charset w:val="86"/>
+    <w:family w:val="auto"/>
+    <w:pitch w:val="variable"/>
+    <w:sig w:usb0="00000003" w:usb1="080E0000" w:usb2="00000010" w:usb3="00000000" w:csb0="00040001" w:csb1="00000000"/>
+  </w:font>
+  <w:font w:name="SimSun">
+    <w:panose1 w:val="02010600030101010101"/>
+    <w:charset w:val="86"/>
+    <w:family w:val="auto"/>
+    <w:pitch w:val="default"/>
+    <w:sig w:usb0="00000203" w:usb1="288F0000" w:usb2="00000006" w:usb3="00000000" w:csb0="00040001" w:csb1="00000000"/>
+  </w:font>
+  <w:font w:name="Arial">
+    <w:panose1 w:val="020B0604020202020204"/>
+    <w:charset w:val="00"/>
+    <w:family w:val="swiss"/>
+    <w:pitch w:val="default"/>
+    <w:sig w:usb0="E0002EFF" w:usb1="C000785B" w:usb2="00000009" w:usb3="00000000" w:csb0="400001FF" w:csb1="FFFF0000"/>
+  </w:font>
+  <w:font w:name="黑体">
+    <w:altName w:val="SimSun"/>
+    <w:panose1 w:val="02010600030101010101"/>
+    <w:charset w:val="86"/>
+    <w:family w:val="auto"/>
+    <w:pitch w:val="default"/>
+    <w:sig w:usb0="00000001" w:usb1="080E0000" w:usb2="00000010" w:usb3="00000000" w:csb0="00040000" w:csb1="00000000"/>
+  </w:font>
+  <w:font w:name="Courier New">
+    <w:panose1 w:val="02070309020205020404"/>
+    <w:charset w:val="00"/>
+    <w:family w:val="modern"/>
+    <w:pitch w:val="default"/>
+    <w:sig w:usb0="E0002EFF" w:usb1="C0007843" w:usb2="00000009" w:usb3="00000000" w:csb0="400001FF" w:csb1="FFFF0000"/>
+  </w:font>
+  <w:font w:name="Wingdings">
+    <w:panose1 w:val="05000000000000000000"/>
+    <w:charset w:val="02"/>
+    <w:family w:val="auto"/>
+    <w:pitch w:val="default"/>
+    <w:sig w:usb0="00000000" w:usb1="00000000" w:usb2="00000000" w:usb3="00000000" w:csb0="80000000" w:csb1="00000000"/>
+  </w:font>
+  <w:font w:name="Calibri">
+    <w:panose1 w:val="020F0502020204030204"/>
+    <w:charset w:val="00"/>
+    <w:family w:val="swiss"/>
+    <w:pitch w:val="default"/>
+    <w:sig w:usb0="E4002EFF" w:usb1="C200247B" w:usb2="00000009" w:usb3="00000000" w:csb0="200001FF" w:csb1="00000000"/>
+  </w:font>
+  <w:font w:name="等线">
+    <w:altName w:val="Microsoft YaHei"/>
+    <w:panose1 w:val="00000000000000000000"/>
+    <w:charset w:val="86"/>
+    <w:family w:val="auto"/>
+    <w:pitch w:val="default"/>
+    <w:sig w:usb0="00000000" w:usb1="00000000" w:usb2="00000000" w:usb3="00000000" w:csb0="00000000" w:csb1="00000000"/>
+  </w:font>
+  <w:font w:name="等线">
+    <w:altName w:val="Microsoft YaHei"/>
+    <w:panose1 w:val="00000000000000000000"/>
+    <w:charset w:val="86"/>
+    <w:family w:val="auto"/>
+    <w:pitch w:val="default"/>
+    <w:sig w:usb0="00000000" w:usb1="00000000" w:usb2="00000000" w:usb3="00000000" w:csb0="00000000" w:csb1="00000000"/>
+  </w:font>
+  <w:font w:name="等线">
+    <w:altName w:val="Microsoft YaHei"/>
+    <w:panose1 w:val="00000000000000000000"/>
+    <w:charset w:val="00"/>
+    <w:family w:val="auto"/>
+    <w:pitch w:val="default"/>
+    <w:sig w:usb0="00000000" w:usb1="00000000" w:usb2="00000000" w:usb3="00000000" w:csb0="00000000" w:csb1="00000000"/>
+  </w:font>
+  <w:font w:name="Microsoft YaHei">
+    <w:panose1 w:val="020B0503020204020204"/>
+    <w:charset w:val="86"/>
+    <w:family w:val="auto"/>
+    <w:pitch w:val="default"/>
+    <w:sig w:usb0="80000287" w:usb1="2ACF3C50" w:usb2="00000016" w:usb3="00000000" w:csb0="0004001F" w:csb1="00000000"/>
+  </w:font>
+</w:fonts>
+</file>
+
+<file path=word\settings.xml><?xml version="1.0" encoding="utf-8"?>
+<w:settings xmlns:mc="http://schemas.openxmlformats.org/markup-compatibility/2006" xmlns:o="urn:schemas-microsoft-com:office:office" xmlns:r="http://schemas.openxmlformats.org/officeDocument/2006/relationships" xmlns:m="http://schemas.openxmlformats.org/officeDocument/2006/math" xmlns:v="urn:schemas-microsoft-com:vml" xmlns:w10="urn:schemas-microsoft-com:office:word" xmlns:w="http://schemas.openxmlformats.org/wordprocessingml/2006/main" xmlns:w14="http://schemas.microsoft.com/office/word/2010/wordml" xmlns:sl="http://schemas.openxmlformats.org/schemaLibrary/2006/main" xmlns:wpsCustomData="http://www.wps.cn/officeDocument/2013/wpsCustomData" mc:Ignorable="w14">
+  <w:zoom w:percent="70"/>
+  <w:doNotDisplayPageBoundaries w:val="1"/>
+  <w:embedSystemFonts/>
+  <w:bordersDoNotSurroundHeader w:val="1"/>
+  <w:bordersDoNotSurroundFooter w:val="1"/>
+  <w:documentProtection w:enforcement="0"/>
+  <w:defaultTabStop w:val="720"/>
+  <w:drawingGridVerticalSpacing w:val="156"/>
+  <w:displayHorizontalDrawingGridEvery w:val="0"/>
+  <w:displayVerticalDrawingGridEvery w:val="2"/>
+  <w:characterSpacingControl w:val="doNotCompress"/>
+  <w:compat>
+    <w:spaceForUL/>
+    <w:doNotLeaveBackslashAlone/>
+    <w:ulTrailSpace/>
+    <w:doNotExpandShiftReturn/>
+    <w:adjustLineHeightInTable/>
+    <w:compatSetting w:name="compatibilityMode" w:uri="http://schemas.microsoft.com/office/word" w:val="14"/>
+    <w:compatSetting w:name="overrideTableStyleFontSizeAndJustification" w:uri="http://schemas.microsoft.com/office/word" w:val="1"/>
+    <w:compatSetting w:name="enableOpenTypeFeatures" w:uri="http://schemas.microsoft.com/office/word" w:val="1"/>
+    <w:compatSetting w:name="doNotFlipMirrorIndents" w:uri="http://schemas.microsoft.com/office/word" w:val="1"/>
+  </w:compat>
+  <w:rsids>
+    <w:rsidRoot w:val="289B65EB"/>
+    <w:rsid w:val="289B65EB"/>
+  </w:rsids>
+  <m:mathPr>
+    <m:mathFont m:val="Cambria Math"/>
+    <m:brkBin m:val="before"/>
+    <m:brkBinSub m:val="--"/>
+    <m:smallFrac m:val="0"/>
+    <m:dispDef/>
+    <m:lMargin m:val="0"/>
+    <m:rMargin m:val="0"/>
+    <m:defJc m:val="centerGroup"/>
+    <m:wrapIndent m:val="1440"/>
+    <m:intLim m:val="subSup"/>
+    <m:naryLim m:val="undOvr"/>
+  </m:mathPr>
+  <w:themeFontLang w:val="en-US" w:eastAsia="zh-CN"/>
+  <w:clrSchemeMapping w:bg1="light1" w:t1="dark1" w:bg2="light2" w:t2="dark2" w:accent1="accent1" w:accent2="accent2" w:accent3="accent3" w:accent4="accent4" w:accent5="accent5" w:accent6="accent6" w:hyperlink="hyperlink" w:followedHyperlink="followedHyperlink"/>
+  <w:doNotIncludeSubdocsInStats/>
+</w:settings>
+</file>
+
+<file path=word\styles.xml><?xml version="1.0" encoding="utf-8"?>
 <w:styles xmlns:mc="http://schemas.openxmlformats.org/markup-compatibility/2006" xmlns:o="urn:schemas-microsoft-com:office:office" xmlns:r="http://schemas.openxmlformats.org/officeDocument/2006/relationships" xmlns:m="http://schemas.openxmlformats.org/officeDocument/2006/math" xmlns:v="urn:schemas-microsoft-com:vml" xmlns:w="http://schemas.openxmlformats.org/wordprocessingml/2006/main" xmlns:w14="http://schemas.microsoft.com/office/word/2010/wordml" xmlns:w10="urn:schemas-microsoft-com:office:word" xmlns:sl="http://schemas.openxmlformats.org/schemaLibrary/2006/main" xmlns:wpsCustomData="http://www.wps.cn/officeDocument/2013/wpsCustomData" mc:Ignorable="w14">
   <w:docDefaults>
     <w:rPrDefault>
@@ -407,7 +506,7 @@
 </w:styles>
 </file>
 
-<file path=word/theme/theme1.xml><?xml version="1.0" encoding="utf-8"?>
+<file path=word\theme\theme1.xml><?xml version="1.0" encoding="utf-8"?>
 <a:theme xmlns:a="http://schemas.openxmlformats.org/drawingml/2006/main" name="Office 主题">
   <a:themeElements>
     <a:clrScheme name="Office">
